--- a/eloterjesztes/osszehasonlitas-szabad-tananyag.docx
+++ b/eloterjesztes/osszehasonlitas-szabad-tananyag.docx
@@ -1536,10 +1536,10 @@
           <w:b/>
           <w:bCs/>
         </w:rPr>
-        <w:t xml:space="preserve">A „saját oktatási adat" egy működő implementációból indul.</w:t>
-      </w:r>
-      <w:r>
-        <w:t xml:space="preserve"> Az Üzenőfüzet nyílt forráskódú szolgáltatás ma ténylegesen összeköti a szülők MI-asszisztensét a KRÉTA-val, és a javaslat réseit ebből a működésből vezettük le: minden megkerülő megoldás, amelyre a szolgáltatás rákényszerül, egy-egy hiányzó szabályt nevez meg. A funkciókatalógus vázlata is így készült, a szolgáltatás valódi végpontlistájából.</w:t>
+        <w:t xml:space="preserve">A „saját oktatási adat" egy működő prototípusból indul.</w:t>
+      </w:r>
+      <w:r>
+        <w:t xml:space="preserve"> Az Üzenőfüzet nyílt forráskódú prototípus a valódi KRÉTA-val működik, nyilvános szolgáltatásként viszont nem érhető el: a fejlesztés éppen a nyilvánossá tétel akadályain állt meg. A javaslat réseit ezekből az akadályokból vezettük le, és a funkciókatalógus vázlata is a prototípus valódi végpontlistájából készült.</w:t>
       </w:r>
     </w:p>
     <w:p>
